--- a/content_generator/pre_bite.docx
+++ b/content_generator/pre_bite.docx
@@ -29,7 +29,7 @@
           <w:color w:val="FFFFFF"/>
           <w:sz w:val="44"/>
         </w:rPr>
-        <w:t>Before the Session: Writing Prompts That Actually Work</w:t>
+        <w:t>Getting Ready: Prompt Engineering for Marketers</w:t>
       </w:r>
     </w:p>
     <w:p>
@@ -72,7 +72,7 @@
           <w:rFonts w:ascii="Space Grotesk" w:hAnsi="Space Grotesk"/>
           <w:sz w:val="30"/>
         </w:rPr>
-        <w:t>AI tools like ChatGPT, Gemini, and Copilot are increasingly part of everyday marketing work — but most people get mediocre results because they write vague instructions. In this 3-hour session you will learn how to write prompts that produce usable output for real tasks like social posts, email copy, and campaign briefs. No technical background needed: the skill here is clear thinking and precise writing, which you already have.</w:t>
+        <w:t>AI tools like ChatGPT, Gemini, and Copilot are already being used by marketing teams to draft copy, generate campaign ideas, and speed up content production. The difference between a useful output and a generic one almost always comes down to how the prompt was written — not how smart the tool is. In this three-hour session you will learn exactly how to write prompts that produce results you can actually use.</w:t>
       </w:r>
     </w:p>
     <w:p>
@@ -104,7 +104,7 @@
           <w:i/>
           <w:sz w:val="30"/>
         </w:rPr>
-        <w:t>Think of one marketing task you do regularly — writing a LinkedIn post, drafting an email subject line, putting together a brief — where you have tried an AI tool and felt the result was generic or off-brand. What do you think was missing from the instruction you gave it?</w:t>
+        <w:t>Think of a recurring content task in your work — writing social posts, email subject lines, ad copy, or product descriptions. How much time does it currently take you, and what would it mean if you could produce a solid first draft in under two minutes?</w:t>
       </w:r>
     </w:p>
     <w:p>
@@ -133,7 +133,7 @@
           <w:rFonts w:ascii="Space Grotesk" w:hAnsi="Space Grotesk"/>
           <w:sz w:val="30"/>
         </w:rPr>
-        <w:t>Open ChatGPT (chat.openai.com), Gemini (gemini.google.com), or Microsoft Copilot — whichever your team uses — and make sure you can log in. Then try this: type the prompt 'Write a social media post about our new product' and save the output somewhere. Bring it to the session. You will use it as your 'before' example.</w:t>
+        <w:t>Before the session, open ChatGPT (chatgpt.com) or Microsoft Copilot and try the following: type 'Write a social media post for our brand' and look at what comes back. Do not change anything — just send that one sentence and read the output. Come to the session ready to describe in one sentence why the result did or did not work for you. No account? Create a free ChatGPT account at chatgpt.com — it takes less than two minutes.</w:t>
       </w:r>
     </w:p>
     <w:p>
@@ -163,7 +163,7 @@
           <w:b/>
           <w:sz w:val="30"/>
         </w:rPr>
-        <w:t>How to Use ChatGPT: A Beginner's Guide (HubSpot Blog)</w:t>
+        <w:t>How to Write Better ChatGPT Prompts — Zapier</w:t>
       </w:r>
     </w:p>
     <w:p>
@@ -175,7 +175,7 @@
           <w:rFonts w:ascii="Space Grotesk" w:hAnsi="Space Grotesk"/>
           <w:sz w:val="30"/>
         </w:rPr>
-        <w:t>A short, practical overview of what AI chat tools can and cannot do — written specifically for marketers. Reading this before the session means you will spend less time on basics and more time practising in the room.</w:t>
+        <w:t>A short, practical article (about 5 minutes to read) that introduces common prompting mistakes and how to fix them. It is written for non-technical users and will give you useful vocabulary going into the session.</w:t>
       </w:r>
     </w:p>
     <w:p>
@@ -185,7 +185,7 @@
           <w:color w:val="262626"/>
           <w:sz w:val="20"/>
         </w:rPr>
-        <w:t>https://blog.hubspot.com/marketing/how-to-use-chatgpt</w:t>
+        <w:t>https://zapier.com/blog/how-to-use-chatgpt/</w:t>
       </w:r>
     </w:p>
     <w:sectPr>
